--- a/resources/dist/mapmaker/sheets/we-the-people-1787-1791-student-sheet-es.docx
+++ b/resources/dist/mapmaker/sheets/we-the-people-1787-1791-student-sheet-es.docx
@@ -64,7 +64,7 @@
         </w:rPr>
         <w:t xml:space="preserve">Abre el mapa en MapMaker: </w:t>
       </w:r>
-      <w:hyperlink w:history="1" r:id="rIduq3-xj4nui7ovvkc94nop">
+      <w:hyperlink w:history="1" r:id="rIdyeebt70auou000x_m7x6b">
         <w:r>
           <w:rPr>
             <w:i/>

--- a/resources/dist/mapmaker/sheets/we-the-people-1787-1791-student-sheet-es.docx
+++ b/resources/dist/mapmaker/sheets/we-the-people-1787-1791-student-sheet-es.docx
@@ -64,7 +64,7 @@
         </w:rPr>
         <w:t xml:space="preserve">Abre el mapa en MapMaker: </w:t>
       </w:r>
-      <w:hyperlink w:history="1" r:id="rIdyeebt70auou000x_m7x6b">
+      <w:hyperlink w:history="1" r:id="rIduchvn2i9fmaha4a97q98e">
         <w:r>
           <w:rPr>
             <w:i/>

--- a/resources/dist/mapmaker/sheets/we-the-people-1787-1791-student-sheet-es.docx
+++ b/resources/dist/mapmaker/sheets/we-the-people-1787-1791-student-sheet-es.docx
@@ -64,7 +64,7 @@
         </w:rPr>
         <w:t xml:space="preserve">Abre el mapa en MapMaker: </w:t>
       </w:r>
-      <w:hyperlink w:history="1" r:id="rIduchvn2i9fmaha4a97q98e">
+      <w:hyperlink w:history="1" r:id="rIdyswmuirtkec4i51vao6n0">
         <w:r>
           <w:rPr>
             <w:i/>
@@ -795,7 +795,7 @@
       <w:pStyle w:val="Credits"/>
     </w:pPr>
     <w:r>
-      <w:t xml:space="preserve">Nosotros, el pueblo: representación y ratificación, 1787–1791, 0.6.0.</w:t>
+      <w:t xml:space="preserve">Nosotros, el pueblo: representación y ratificación, 1787–1791, 0.6.1.</w:t>
     </w:r>
   </w:p>
 </w:ftr>

--- a/resources/dist/mapmaker/sheets/we-the-people-1787-1791-student-sheet-es.docx
+++ b/resources/dist/mapmaker/sheets/we-the-people-1787-1791-student-sheet-es.docx
@@ -55,7 +55,7 @@
     </w:p>
     <w:p>
       <w:pPr>
-        <w:spacing w:after="40"/>
+        <w:spacing w:after="160"/>
       </w:pPr>
       <w:r>
         <w:rPr>
@@ -64,7 +64,7 @@
         </w:rPr>
         <w:t xml:space="preserve">Abre el mapa en MapMaker: </w:t>
       </w:r>
-      <w:hyperlink w:history="1" r:id="rIdyswmuirtkec4i51vao6n0">
+      <w:hyperlink w:history="1" r:id="rIdsnjlyxyhl1jjvwnz9jqun">
         <w:r>
           <w:rPr>
             <w:i/>
@@ -78,15 +78,6 @@
     </w:p>
     <w:p>
       <w:pPr>
-        <w:pStyle w:val="Credits"/>
-        <w:spacing w:after="160"/>
-      </w:pPr>
-      <w:r>
-        <w:t xml:space="preserve">Dirección del mapa: https://mpmkr.maps.arcgis.com/apps/instant/atlas/index.html?appid=0cd1cdee853c413a84bfe4b9a6931f0d&amp;webmap=eba1ea7488624f3c88ef094167ed03ca</w:t>
-      </w:r>
-    </w:p>
-    <w:p>
-      <w:pPr>
         <w:pStyle w:val="Heading2"/>
         <w:spacing w:after="20" w:before="80"/>
       </w:pPr>
@@ -721,19 +712,6 @@
       </w:pPr>
       <w:r>
         <w:t xml:space="preserve"/>
-      </w:r>
-    </w:p>
-    <w:p>
-      <w:pPr>
-        <w:pStyle w:val="Credits"/>
-        <w:spacing w:before="60" w:line="190"/>
-      </w:pPr>
-      <w:r>
-        <w:rPr>
-          <w:sz w:val="16"/>
-          <w:szCs w:val="16"/>
-        </w:rPr>
-        <w:t xml:space="preserve">Datos del mapa: U.S. Census Bureau, 1790 census and apportionment ratio; Apportionment Act of April 14, 1792 (National Archives); state outlines from Natural Earth; National Archives; U.S. Census Bureau (MapMaker catalogue); Center for the Study of the American Constitution, University of Wisconsin–Madison (votes, dates and meeting places).</w:t>
       </w:r>
     </w:p>
     <w:sectPr>

--- a/resources/dist/mapmaker/sheets/we-the-people-1787-1791-student-sheet-es.docx
+++ b/resources/dist/mapmaker/sheets/we-the-people-1787-1791-student-sheet-es.docx
@@ -64,7 +64,7 @@
         </w:rPr>
         <w:t xml:space="preserve">Abre el mapa en MapMaker: </w:t>
       </w:r>
-      <w:hyperlink w:history="1" r:id="rIdsnjlyxyhl1jjvwnz9jqun">
+      <w:hyperlink w:history="1" r:id="rIdxw5ajc9aogdegv7yr_1a_">
         <w:r>
           <w:rPr>
             <w:i/>
@@ -90,7 +90,7 @@
         <w:spacing w:after="80"/>
       </w:pPr>
       <w:r>
-        <w:t xml:space="preserve">En 1787, delegados de doce estados se reunieron en Filadelfia y redactaron la Constitución. Los estados grandes y los pequeños no estaban de acuerdo sobre cuántos votos debía tener cada uno en el Congreso. La Constitución solo entraría en vigor cuando nueve estados la ratificaran, cada uno en una convención especial.</w:t>
+        <w:t xml:space="preserve">En 1787, delegados de doce estados se reunieron en Filadelfia y redactaron la Constitución. Los estados grandes y los pequeños no estaban de acuerdo sobre cuántos votos debía tener cada uno en el Congreso. Lo resolvieron con el Gran Compromiso y con el Compromiso de los Tres Quintos, que decidió cómo se contaba a las personas esclavizadas. La Constitución solo entraría en vigor cuando nueve estados la ratificaran, cada uno en una convención especial.</w:t>
       </w:r>
     </w:p>
     <w:p>
@@ -427,21 +427,21 @@
           <w:sz w:val="22"/>
           <w:szCs w:val="22"/>
         </w:rPr>
-        <w:t xml:space="preserve">2.	Lee las dos últimas líneas de cada ventana emergente: los escaños si se contara a todas las personas esclavizadas, o a ninguna.</w:t>
-      </w:r>
-    </w:p>
-    <w:p>
-      <w:pPr>
-        <w:keepNext/>
-        <w:spacing w:after="0" w:line="230"/>
-        <w:ind w:left="720" w:hanging="300"/>
-      </w:pPr>
-      <w:r>
-        <w:rPr>
-          <w:sz w:val="22"/>
-          <w:szCs w:val="22"/>
-        </w:rPr>
-        <w:t xml:space="preserve">3.	Haz clic en otros estados y lee las mismas dos líneas.</w:t>
+        <w:t xml:space="preserve">2.	Lee los escaños de 1793 en cada ventana emergente y luego las dos últimas líneas: los escaños si se hubiera contado a todas las personas esclavizadas, o a ninguna.</w:t>
+      </w:r>
+    </w:p>
+    <w:p>
+      <w:pPr>
+        <w:keepNext/>
+        <w:spacing w:after="0" w:line="230"/>
+        <w:ind w:left="720" w:hanging="300"/>
+      </w:pPr>
+      <w:r>
+        <w:rPr>
+          <w:sz w:val="22"/>
+          <w:szCs w:val="22"/>
+        </w:rPr>
+        <w:t xml:space="preserve">3.	Haz clic en otros estados y compara los mismos tres números.</w:t>
       </w:r>
     </w:p>
     <w:p>
@@ -459,7 +459,7 @@
         <w:t xml:space="preserve">Responde: </w:t>
       </w:r>
       <w:r>
-        <w:t xml:space="preserve">Según la cláusula de los tres quintos, se contaban tres de cada cinco personas esclavizadas al repartir los escaños de la Cámara. ¿Cuántos escaños habrían tenido Virginia y Carolina del Sur si se hubiera contado a todas las personas esclavizadas, o a ninguna? ¿Qué estados ganaron escaños al contar a personas que no podían votar?</w:t>
+        <w:t xml:space="preserve">Según la cláusula de los tres quintos, se contaban tres de cada cinco personas esclavizadas al repartir los escaños de la Cámara. ¿Cuántos escaños tuvieron Virginia y Carolina del Sur con la cláusula, y cuántos habría tenido cada uno si se hubiera contado a todas las personas esclavizadas, o a ninguna? ¿Qué estados ganaron escaños al contar a personas esclavizadas, que no podían votar?</w:t>
       </w:r>
     </w:p>
     <w:p>
@@ -487,7 +487,16 @@
         <w:t xml:space="preserve">              </w:t>
       </w:r>
       <w:r>
-        <w:t xml:space="preserve"> si no se contaba a las personas esclavizadas.</w:t>
+        <w:t xml:space="preserve"> si se hubiera contado a todas; </w:t>
+      </w:r>
+      <w:r>
+        <w:rPr>
+          <w:u w:val="single"/>
+        </w:rPr>
+        <w:t xml:space="preserve">              </w:t>
+      </w:r>
+      <w:r>
+        <w:t xml:space="preserve"> si no se hubiera contado a ninguna.</w:t>
       </w:r>
     </w:p>
     <w:p>
@@ -773,7 +782,7 @@
       <w:pStyle w:val="Credits"/>
     </w:pPr>
     <w:r>
-      <w:t xml:space="preserve">Nosotros, el pueblo: representación y ratificación, 1787–1791, 0.6.1.</w:t>
+      <w:t xml:space="preserve">Nosotros, el pueblo: representación y ratificación, 1787–1791, 0.7.0.</w:t>
     </w:r>
   </w:p>
 </w:ftr>

--- a/resources/dist/mapmaker/sheets/we-the-people-1787-1791-student-sheet-es.docx
+++ b/resources/dist/mapmaker/sheets/we-the-people-1787-1791-student-sheet-es.docx
@@ -64,7 +64,7 @@
         </w:rPr>
         <w:t xml:space="preserve">Abre el mapa en MapMaker: </w:t>
       </w:r>
-      <w:hyperlink w:history="1" r:id="rIdxw5ajc9aogdegv7yr_1a_">
+      <w:hyperlink w:history="1" r:id="rIdvcrqar1gm-u8qkvmtz5do">
         <w:r>
           <w:rPr>
             <w:i/>
@@ -782,7 +782,7 @@
       <w:pStyle w:val="Credits"/>
     </w:pPr>
     <w:r>
-      <w:t xml:space="preserve">Nosotros, el pueblo: representación y ratificación, 1787–1791, 0.7.0.</w:t>
+      <w:t xml:space="preserve">Nosotros, el pueblo: representación y ratificación, 1787–1791, 0.7.1.</w:t>
     </w:r>
   </w:p>
 </w:ftr>

--- a/resources/dist/mapmaker/sheets/we-the-people-1787-1791-student-sheet-es.docx
+++ b/resources/dist/mapmaker/sheets/we-the-people-1787-1791-student-sheet-es.docx
@@ -64,7 +64,7 @@
         </w:rPr>
         <w:t xml:space="preserve">Abre el mapa en MapMaker: </w:t>
       </w:r>
-      <w:hyperlink w:history="1" r:id="rIdvcrqar1gm-u8qkvmtz5do">
+      <w:hyperlink w:history="1" r:id="rId49hmd5bjpgmjngjjpyybt">
         <w:r>
           <w:rPr>
             <w:i/>

--- a/resources/dist/mapmaker/sheets/we-the-people-1787-1791-student-sheet-es.docx
+++ b/resources/dist/mapmaker/sheets/we-the-people-1787-1791-student-sheet-es.docx
@@ -64,7 +64,7 @@
         </w:rPr>
         <w:t xml:space="preserve">Abre el mapa en MapMaker: </w:t>
       </w:r>
-      <w:hyperlink w:history="1" r:id="rId49hmd5bjpgmjngjjpyybt">
+      <w:hyperlink w:history="1" r:id="rIdondqtc9cjzuwdkrztx7vi">
         <w:r>
           <w:rPr>
             <w:i/>

--- a/resources/dist/mapmaker/sheets/we-the-people-1787-1791-student-sheet-es.docx
+++ b/resources/dist/mapmaker/sheets/we-the-people-1787-1791-student-sheet-es.docx
@@ -64,7 +64,7 @@
         </w:rPr>
         <w:t xml:space="preserve">Abre el mapa en MapMaker: </w:t>
       </w:r>
-      <w:hyperlink w:history="1" r:id="rIdondqtc9cjzuwdkrztx7vi">
+      <w:hyperlink w:history="1" r:id="rIdf6rmwkxtsdck2tarc_6vx">
         <w:r>
           <w:rPr>
             <w:i/>
